--- a/assets/documentos/fpj6-plantilla-aprehendido.docx
+++ b/assets/documentos/fpj6-plantilla-aprehendido.docx
@@ -4552,15 +4552,15 @@
         </w:tabs>
         <w:rPr>
           <w:rFonts w:cs="Arial"/>
-          <w:sz w:val="20"/>
-          <w:szCs w:val="18"/>
+          <w:sz w:val="16"/>
+          <w:szCs w:val="14"/>
         </w:rPr>
       </w:pPr>
       <w:r>
         <w:rPr>
           <w:rFonts w:cs="Arial"/>
-          <w:sz w:val="20"/>
-          <w:szCs w:val="18"/>
+          <w:sz w:val="16"/>
+          <w:szCs w:val="14"/>
         </w:rPr>
         <w:tab/>
         <w:t>{{FUNCIONARIO_INFO}}</w:t>
@@ -4915,7 +4915,7 @@
           <w:rFonts w:cs="Arial"/>
           <w:sz w:val="20"/>
         </w:rPr>
-        <w:t>En {{BT_CIUDAD}} a los {{BT_DIA}} días, del mes de {{BT_MES}} del año {{BT_ANIO}}, siendo las {{BT_HORA}} horas, el señor(a) {{BT_NOMBRE}} identificado(a) con  C.C. {{BT_CEDULA}}, fecha de nacimiento {{BT_FECHA_NAC}}, de {{BT_EDAD}} años de edad, estado civil {{BT_ESTADO_CIVIL}} indiciado (a) {{BT_INDICIADO}} o imputado(a) {{BT_IMPUTADO}} del delito de {{BT_DELITO}}; suscribe la presente acta con el fin de manifestar el buen trato físico, psicológico y moral que ha recibido por parte del personal que realizó el procedimiento de la aprehensión; que le han comunicado y respetado sus derechos y ha sido tratado (a) con dignidad y respeto.</w:t>
+        <w:t>En {{BT_CIUDAD}} a los {{BT_DIA}} días, del mes de {{BT_MES}} del año {{BT_ANIO}}, siendo las {{BT_HORA}} horas, el señor(a) {{BT_NOMBRE}} identificado(a) con  T.I. {{BT_CEDULA}}, fecha de nacimiento {{BT_FECHA_NAC}}, de {{BT_EDAD}} años de edad, estado civil {{BT_ESTADO_CIVIL}} indiciado (a) {{BT_INDICIADO}} o imputado(a) {{BT_IMPUTADO}} del delito de {{BT_DELITO}}; suscribe la presente acta con el fin de manifestar el buen trato físico, psicológico y moral que ha recibido por parte del personal que realizó el procedimiento de la aprehensión; que le han comunicado y respetado sus derechos y ha sido tratado (a) con dignidad y respeto.</w:t>
       </w:r>
     </w:p>
     <w:p>
